--- a/shared/templates/abnamro/template_HYSTAA00.docx
+++ b/shared/templates/abnamro/template_HYSTAA00.docx
@@ -114,9 +114,9 @@
         <w:ind w:left="425" w:first-line="-425"/>
       </w:pPr>
       <w:r>
-        <w:t xml:space="preserve">2.</w:t>
-        <w:tab/>
-        <w:t xml:space="preserve">&lt;&lt;NAAM_1_HOOFDLETTERS&gt;&gt; (&lt;&lt;VOORNAMEN_1&gt;&gt;), geboren te &lt;&lt;GEBOORTEPLAATS_1&gt;&gt; op &lt;&lt;GEBOORTEDAG_1_WOORDEN&gt;&gt; &lt;&lt;GEBOORTEMAAND_1_WOORDEN&gt;&gt; &lt;&lt;GEBOORTEJAAR_1_WOORDEN&gt;&gt;,</w:t>
+        <w:t>2.</w:t>
+        <w:tab/>
+        <w:t>&lt;&lt;AANHEF_1&gt;&gt; &lt;&lt;NAAM_1_HOOFDLETTERS&gt;&gt;, geboren te &lt;&lt;GEBOORTEPLAATS_1&gt;&gt; op &lt;&lt;GEBOORTEDAG_1_WOORDEN&gt;&gt; &lt;&lt;GEBOORTEMAAND_1_WOORDEN&gt;&gt; &lt;&lt;GEBOORTEJAAR_1_WOORDEN&gt;&gt;,</w:t>
       </w:r>
     </w:p>
     <w:p>
@@ -132,7 +132,7 @@
         <w:ind w:left="425" w:first-line="-425"/>
       </w:pPr>
       <w:r>
-        <w:t>&lt;&lt;NAAM_2_HOOFDLETTERS&gt;&gt; (&lt;&lt;VOORNAMEN_2&gt;&gt;), geboren te &lt;&lt;GEBOORTEPLAATS_2&gt;&gt; op &lt;&lt;GEBOORTEDAG_2_WOORDEN&gt;&gt; &lt;&lt;GEBOORTEMAAND_2_WOORDEN&gt;&gt; &lt;&lt;GEBOORTEJAAR_2_WOORDEN&gt;&gt;,</w:t>
+        <w:t>&lt;&lt;AANHEF_2&gt;&gt; &lt;&lt;NAAM_2_HOOFDLETTERS&gt;&gt;, geboren te &lt;&lt;GEBOORTEPLAATS_2&gt;&gt; op &lt;&lt;GEBOORTEDAG_2_WOORDEN&gt;&gt; &lt;&lt;GEBOORTEMAAND_2_WOORDEN&gt;&gt; &lt;&lt;GEBOORTEJAAR_2_WOORDEN&gt;&gt;,</w:t>
       </w:r>
     </w:p>
     <w:p>
@@ -1822,19 +1822,7 @@
     <w:p>
       <w:pPr/>
       <w:r>
-        <w:t xml:space="preserve">WAARVAN AKTE is verleden te &lt;&lt;AKTE_PLAATS&gt;&gt; op de datum in het hoofd van deze akte vermeld.</w:t>
-      </w:r>
-    </w:p>
-    <w:p>
-      <w:pPr/>
-      <w:r>
-        <w:t xml:space="preserve">De comparanten zijn mij, notaris, bekend. De zakelijke inhoud van de akte is aan hen opgegeven en toegelicht. De comparanten hebben verklaard op volledige voorlezing van de akte geen prijs te stellen, tijdig voor het verlijden van de inhoud van de akte te hebben kennis genomen.</w:t>
-      </w:r>
-    </w:p>
-    <w:p>
-      <w:pPr/>
-      <w:r>
-        <w:t xml:space="preserve">Deze akte is beperkt voorgelezen en onmiddellijk daarna ondertekend, eerst door de comparanten en vervolgens door mij, notaris, om &lt;&lt;AKTE_TIJDSTIP&gt;&gt;.</w:t>
+        <w:t>&lt;&lt;SLOT_TEKST&gt;&gt;</w:t>
       </w:r>
     </w:p>
     <w:p>
@@ -1959,11 +1947,33 @@
       </w:r>
     </w:p>
     <w:sectPr>
+      <w:headerReference w:type="default" r:id="rId3"/>
+      <w:footerReference w:type="default" r:id="rId4"/>
       <w:pgSz w:w="12240" w:h="15840"/>
       <w:pgMar w:top="1440" w:right="1800" w:bottom="1440" w:left="1800"/>
     </w:sectPr>
   </w:body>
 </w:document>
+</file>
+
+<file path=word/footer1.xml><?xml version="1.0" encoding="utf-8"?>
+<w:ftr xmlns:m="http://schemas.openxmlformats.org/officeDocument/2006/math" xmlns:mc="http://schemas.openxmlformats.org/markup-compatibility/2006" xmlns:mo="http://schemas.microsoft.com/office/mac/office/2008/main" xmlns:mv="urn:schemas-microsoft-com:mac:vml" xmlns:o="urn:schemas-microsoft-com:office:office" xmlns:r="http://schemas.openxmlformats.org/officeDocument/2006/relationships" xmlns:v="urn:schemas-microsoft-com:vml" xmlns:w10="urn:schemas-microsoft-com:office:word" xmlns:w14="http://schemas.microsoft.com/office/word/2010/wordml" xmlns:w="http://schemas.openxmlformats.org/wordprocessingml/2006/main" xmlns:wne="http://schemas.microsoft.com/office/word/2006/wordml" xmlns:wp14="http://schemas.microsoft.com/office/word/2010/wordprocessingDrawing" xmlns:wp="http://schemas.openxmlformats.org/drawingml/2006/wordprocessingDrawing" xmlns:wpc="http://schemas.microsoft.com/office/word/2010/wordprocessingCanvas" xmlns:wpg="http://schemas.microsoft.com/office/word/2010/wordprocessingGroup" xmlns:wpi="http://schemas.microsoft.com/office/word/2010/wordprocessingInk" xmlns:wps="http://schemas.microsoft.com/office/word/2010/wordprocessingShape" mc:Ignorable="w14 wp14">
+  <w:p>
+    <w:pPr>
+      <w:pStyle w:val="Footer"/>
+    </w:pPr>
+  </w:p>
+</w:ftr>
+</file>
+
+<file path=word/header1.xml><?xml version="1.0" encoding="utf-8"?>
+<w:hdr xmlns:m="http://schemas.openxmlformats.org/officeDocument/2006/math" xmlns:mc="http://schemas.openxmlformats.org/markup-compatibility/2006" xmlns:mo="http://schemas.microsoft.com/office/mac/office/2008/main" xmlns:mv="urn:schemas-microsoft-com:mac:vml" xmlns:o="urn:schemas-microsoft-com:office:office" xmlns:r="http://schemas.openxmlformats.org/officeDocument/2006/relationships" xmlns:v="urn:schemas-microsoft-com:vml" xmlns:w10="urn:schemas-microsoft-com:office:word" xmlns:w14="http://schemas.microsoft.com/office/word/2010/wordml" xmlns:w="http://schemas.openxmlformats.org/wordprocessingml/2006/main" xmlns:wne="http://schemas.microsoft.com/office/word/2006/wordml" xmlns:wp14="http://schemas.microsoft.com/office/word/2010/wordprocessingDrawing" xmlns:wp="http://schemas.openxmlformats.org/drawingml/2006/wordprocessingDrawing" xmlns:wpc="http://schemas.microsoft.com/office/word/2010/wordprocessingCanvas" xmlns:wpg="http://schemas.microsoft.com/office/word/2010/wordprocessingGroup" xmlns:wpi="http://schemas.microsoft.com/office/word/2010/wordprocessingInk" xmlns:wps="http://schemas.microsoft.com/office/word/2010/wordprocessingShape" mc:Ignorable="w14 wp14">
+  <w:p>
+    <w:pPr>
+      <w:pStyle w:val="Header"/>
+    </w:pPr>
+  </w:p>
+</w:hdr>
 </file>
 
 <file path=word/theme/theme1.xml><?xml version="1.0" encoding="utf-8"?>
